--- a/output/新北市國小教學方案設計_蚊帳大使_學習共同體.docx
+++ b/output/新北市國小教學方案設計_蚊帳大使_學習共同體.docx
@@ -170,13 +170,16 @@
               <w:spacing w:line="300" w:lineRule="auto"/>
             </w:pPr>
             <w:r>
-              <w:t>一堂真正美麗的學習共同體課堂，絕非按部就班演出的教案腳本，更不能將學習切割為數分鐘的機械任務；因為，每一個學生探究式的提問都值得被珍視，而這些提問，正是引發下一段探究的最佳起點。</w:t>
+              <w:t>一、堅守「以學生為課堂主體」，以起點行為建構相互學習的課堂：</w:t>
+              <w:br/>
+              <w:t>本方案堅守「學生是課堂學習的主人」之核心信念，拒絕教師主導的罐頭式演繹。課堂起點始於對高年級學童「起點行為」的深度備課——診斷學生已具備之記敘文擷取能力與正向品德認同，同時敏察其對於「個人力量微弱」與「慈善即單向施捨」的底層迷思。教師在課堂中扮演敏察者與串聯者，珍視學童每一個真實的困惑與提問，將其轉化為下一段探究的起點，引導同儕在頭靠頭的傾聽、對話與質疑中，共同建構相互學習、知識動態流動的課堂風景。</w:t>
               <w:br/>
               <w:br/>
-              <w:t>提出值得深刻思考的問題，是教師備課的核心任務。本方案嚴格摒棄「字面直接提取」（低階檢索）與「脫離文本的天馬行空」（無基想像），以【扣緊文本‧深度推論】為核心，引導學生必須立基於文本細節，推測主角與作者的心路歷程，解碼篇章的弦外之音。</w:t>
+              <w:t>二、探究《蚊帳大使》收編於「高年級年段」的教學價值性與特殊性：</w:t>
               <w:br/>
+              <w:t>1. 心智發展與公民素養的伸展跨越：中低年級的同理心多停留在「個人好的行為與生活禮貌」，而高年級學童正處於抽象思考、道德推理與全球公民意識萌芽期。本篇文本收編於五上，適時將同理心伸展至「全球議題（非洲瘧疾）與結構性苦難」，引導學童經歷從「個人善意」躍升為「系統性社會行動與組織號召」的認知跨越。</w:t>
               <w:br/>
-              <w:t>教學設計立基於對國小五年級學童起點行為與迷思概念的深度備課。教師在課堂中扮演敏察者與串聯者——透過「反差與矛盾」、「說服與動機」、「弦外之音與意圖」、「前後細節對照」四大高階提問路徑，引導學生在 4 人同儕頭靠頭對話中落實「手指課文字句為證」，質疑、激盪並重新建構對知識與生命的理解，激發內在學習動機。</w:t>
+              <w:t>2. 文本細究與高階閱讀素養的特殊性：文本蘊含豐富的「反差轉折」（收到感謝信卻沒有笑容）、「隱含說服力量」（寫給比爾·蓋茲信件背後真誠的夥伴邀請，而非乞討），以及「象徵寓意」（莎士比亞小斧頭與大橡樹）。本課作為高年級教材，嚴格摒棄「字面直接提取」與「脫離文本的天馬行空」，是引導學生立基於文本細節、提煉「弦外之音」、推論心路歷程與培養閱讀高階思考的絕佳範本。</w:t>
             </w:r>
           </w:p>
         </w:tc>
@@ -496,11 +499,11 @@
               <w:spacing w:line="300" w:lineRule="auto"/>
             </w:pPr>
             <w:r>
-              <w:t>1. 【知識再構】能基於文本細節指讀，梳理雪球效應的行動升級脈絡，翻轉「個人力量微弱」的起點迷思。（基礎課題）</w:t>
+              <w:t>1. 【知識再構與主體性】能以學生為學習主體，立基於起點行為與文本細節指讀，梳理雪球效應的脈絡，翻轉「個人力量微弱」的預設。（基礎課題）</w:t>
               <w:br/>
-              <w:t>2. 【文本深究與推論】能透過四大高階提問，解碼主角「收到信卻無笑容」的心境轉折、寫給首富信件的「夥伴邀請」弦外之音與名言隱喻。（跳躍課題）</w:t>
+              <w:t>2. 【高年級深度推論】能透過四大高階提問，解碼主角「收到信卻無笑容」的心境轉折、寫給首富信件的「夥伴邀請」弦外之音與名言隱喻。（跳躍課題）</w:t>
               <w:br/>
-              <w:t>3. 【內在動機與實踐】能在班級動態知識流動中珍視同儕提問，將課文深究轉化為個人的內在學習動機與生命行動思考。</w:t>
+              <w:t>3. 【相互學習與實踐】能在班級相互學習的動態歷程中珍視同儕提問，將課文深究轉化為個人的內在學習動機與全球公民行動思考。</w:t>
             </w:r>
           </w:p>
         </w:tc>
@@ -692,7 +695,7 @@
         <w:br/>
         <w:t>• 第 2 節：梳理文章自然段與意義段、理清敘事脈絡與因果鋪陳。</w:t>
         <w:br/>
-        <w:t>• 第 3 節【本次公開授課】：文本深究與高階推論提問——以學生真實提問為起點，扣緊文本解碼心路歷程與弦外之音。</w:t>
+        <w:t>• 第 3 節【本次公開授課】：文本深究與高階推論提問——以學生為主體，扣緊文本解碼心路歷程與高年級閱讀價值。</w:t>
         <w:br/>
         <w:t>• 第 4 節：讀寫結合與實踐遷移——從莎士比亞名言出發，撰寫「我的生活第一把小斧頭」行動提案。</w:t>
       </w:r>
@@ -1724,13 +1727,13 @@
               <w:rPr>
                 <w:sz w:val="20"/>
               </w:rPr>
-              <w:t>【焦點觀察紀錄（高階提問導向的學習成立時刻）】：</w:t>
+              <w:t>【焦點觀察紀錄（學生主體性與高階推論的學習成立時刻）】：</w:t>
               <w:br/>
               <w:br/>
-              <w:t>• 敏察點一（珍視起點提問）：導課時學生 A 小聲說「存錢買一頂蚊帳有什麼用」，教師敏察並捕捉為探究起點：「為什麼一頂蚊帳看似微不足道，卻是雪球滾動的開始？」，學生感受到提問被珍視，全班專注投入探究。</w:t>
+              <w:t>• 敏察點一（以學生為課堂主體）：導課時學生 A 小聲說「存錢買一頂蚊帳有什麼用」，教師敏察並捕捉為探究起點：「為什麼一頂蚊帳看似微不足道，卻是雪球滾動的開始？」，學生感受到發問被珍視，主動性被充分激發。</w:t>
               <w:br/>
               <w:br/>
-              <w:t>• 敏察點二（扣緊文本高階推論）：面對高階提問「收到信為何沒有笑容」，學生 C 一開始卡關，學生 B 手指著第 12 頁第 5 行帶大家朗讀「下一個三十秒」，組內四個人的眼神同時亮了起來，學習在文字解碼中真實成立！</w:t>
+              <w:t>• 敏察點二（高年級閱讀價值呈現）：面對高階提問「收到信為何沒有笑容」，學生 C 一開始卡關，學生 B 手指著第 12 頁第 5 行帶大家朗讀「下一個三十秒」，組內四個人的眼神同時亮了起來，學習在文字細節解碼中真實成立！</w:t>
               <w:br/>
               <w:br/>
               <w:t>• 敏察點三（說服意圖解碼與概念再構）：討論比爾蓋茲信件時，學生 A 原以為是「因為小女孩可愛」，經過同儕引導發現「手做100張獎狀」的細節，明白這是一份「拯救生命的夥伴邀請」，主動翻轉了自己的起點迷思。</w:t>
@@ -1788,13 +1791,13 @@
               <w:rPr>
                 <w:sz w:val="20"/>
               </w:rPr>
-              <w:t>1. 【拒絕直接提取，展現高階推論】：本教案的提問設計極具深度，完全摒棄了「答案在第幾行」的低階檢索，逼使學生必須回到文本前後細節進行詮釋與推論，真正落實了 108 課綱語文素養。</w:t>
+              <w:t>1. 【體現高年級收編價值】：教案成功展現了本課收編於五上教材的特殊價值，從中低年級的個人善意延伸至高年級的全球議題與組織號召，教學層次極為高雅。</w:t>
               <w:br/>
               <w:br/>
-              <w:t>2. 【提問成為探究起點】：課堂不照腳本演出，教師精準捕捉學生的起點迷思與真實發問，轉化為下一個探究波浪，呈現了極為流動與動態的師生互動歷程。</w:t>
+              <w:t>2. 【學生主體與相互學習】：課堂不照腳本演出，教師精準捕捉學生的起點迷思與真實發問，轉化為下一個探究波浪，呈現了學生互相為學習主體、知識動態流動的景觀。</w:t>
               <w:br/>
               <w:br/>
-              <w:t>3. 【指讀與傾聽扎實】：發言時「全員手指課文字句為證」的常規非常扎實，使每一句討論都有憑有據，成功激發了學生對文本探究的內在動機。</w:t>
+              <w:t>3. 【指讀與高階推論落實】：發言時「全員手指課文字句為證」的常規非常扎實，拒絕了字面提取與天馬行空，使每一句討論都有憑有據，成功激發了學生對文本探究的內在動機。</w:t>
             </w:r>
           </w:p>
         </w:tc>
